--- a/examples/doc/README.docx
+++ b/examples/doc/README.docx
@@ -2,7 +2,7 @@
 <file path=word/document.xml><?xml version="1.0" encoding="utf-8"?>
 <w:document xmlns:w="http://schemas.openxmlformats.org/wordprocessingml/2006/main" xmlns:m="http://schemas.openxmlformats.org/officeDocument/2006/math" xmlns:r="http://schemas.openxmlformats.org/officeDocument/2006/relationships" xmlns:o="urn:schemas-microsoft-com:office:office" xmlns:v="urn:schemas-microsoft-com:vml" xmlns:w10="urn:schemas-microsoft-com:office:word" xmlns:a="http://schemas.openxmlformats.org/drawingml/2006/main" xmlns:pic="http://schemas.openxmlformats.org/drawingml/2006/picture" xmlns:wp="http://schemas.openxmlformats.org/drawingml/2006/wordprocessingDrawing">
   <w:body>
-    <w:bookmarkStart w:id="20" w:name="daltoolbox-examples"/>
+    <w:bookmarkStart w:id="21" w:name="daltoolbox-examples"/>
     <w:p>
       <w:pPr>
         <w:pStyle w:val="Heading1"/>
@@ -63,7 +63,32 @@
         <w:t xml:space="preserve">, start with the tutorials. If you already know the basic Experiment Line, jump directly to the thematic collections.</w:t>
       </w:r>
     </w:p>
-    <w:bookmarkStart w:id="10" w:name="guided-tutorial-track"/>
+    <w:p>
+      <w:pPr>
+        <w:pStyle w:val="BlockText"/>
+      </w:pPr>
+      <w:r>
+        <w:t xml:space="preserve">Slide deck:</w:t>
+      </w:r>
+      <w:r>
+        <w:t xml:space="preserve"> </w:t>
+      </w:r>
+      <w:hyperlink r:id="rId9">
+        <w:r>
+          <w:rPr>
+            <w:rStyle w:val="Hyperlink"/>
+          </w:rPr>
+          <w:t xml:space="preserve">d010_daltoolbox.pdf</w:t>
+        </w:r>
+      </w:hyperlink>
+      <w:r>
+        <w:t xml:space="preserve"> </w:t>
+      </w:r>
+      <w:r>
+        <w:t xml:space="preserve">— whole-package overview.</w:t>
+      </w:r>
+    </w:p>
+    <w:bookmarkStart w:id="11" w:name="guided-tutorial-track"/>
     <w:p>
       <w:pPr>
         <w:pStyle w:val="Heading2"/>
@@ -80,7 +105,7 @@
           <w:numId w:val="1002"/>
         </w:numPr>
       </w:pPr>
-      <w:hyperlink r:id="rId9">
+      <w:hyperlink r:id="rId10">
         <w:r>
           <w:rPr>
             <w:rStyle w:val="Hyperlink"/>
@@ -95,8 +120,8 @@
         <w:t xml:space="preserve">- a structured path with semantic numbering blocks for foundations, classification study, workflow transfer, and extension.</w:t>
       </w:r>
     </w:p>
-    <w:bookmarkEnd w:id="10"/>
-    <w:bookmarkStart w:id="18" w:name="thematic-example-collections"/>
+    <w:bookmarkEnd w:id="11"/>
+    <w:bookmarkStart w:id="19" w:name="thematic-example-collections"/>
     <w:p>
       <w:pPr>
         <w:pStyle w:val="Heading2"/>
@@ -113,7 +138,7 @@
           <w:numId w:val="1003"/>
         </w:numPr>
       </w:pPr>
-      <w:hyperlink r:id="rId11">
+      <w:hyperlink r:id="rId12">
         <w:r>
           <w:rPr>
             <w:rStyle w:val="Hyperlink"/>
@@ -136,7 +161,7 @@
           <w:numId w:val="1003"/>
         </w:numPr>
       </w:pPr>
-      <w:hyperlink r:id="rId12">
+      <w:hyperlink r:id="rId13">
         <w:r>
           <w:rPr>
             <w:rStyle w:val="Hyperlink"/>
@@ -159,7 +184,7 @@
           <w:numId w:val="1003"/>
         </w:numPr>
       </w:pPr>
-      <w:hyperlink r:id="rId13">
+      <w:hyperlink r:id="rId14">
         <w:r>
           <w:rPr>
             <w:rStyle w:val="Hyperlink"/>
@@ -182,7 +207,7 @@
           <w:numId w:val="1003"/>
         </w:numPr>
       </w:pPr>
-      <w:hyperlink r:id="rId14">
+      <w:hyperlink r:id="rId15">
         <w:r>
           <w:rPr>
             <w:rStyle w:val="Hyperlink"/>
@@ -205,7 +230,7 @@
           <w:numId w:val="1003"/>
         </w:numPr>
       </w:pPr>
-      <w:hyperlink r:id="rId15">
+      <w:hyperlink r:id="rId16">
         <w:r>
           <w:rPr>
             <w:rStyle w:val="Hyperlink"/>
@@ -228,7 +253,7 @@
           <w:numId w:val="1003"/>
         </w:numPr>
       </w:pPr>
-      <w:hyperlink r:id="rId16">
+      <w:hyperlink r:id="rId17">
         <w:r>
           <w:rPr>
             <w:rStyle w:val="Hyperlink"/>
@@ -251,7 +276,7 @@
           <w:numId w:val="1003"/>
         </w:numPr>
       </w:pPr>
-      <w:hyperlink r:id="rId17">
+      <w:hyperlink r:id="rId18">
         <w:r>
           <w:rPr>
             <w:rStyle w:val="Hyperlink"/>
@@ -266,8 +291,8 @@
         <w:t xml:space="preserve">- examples showing how to add new transformations and learners while preserving the DAL workflow.</w:t>
       </w:r>
     </w:p>
-    <w:bookmarkEnd w:id="18"/>
-    <w:bookmarkStart w:id="19" w:name="documentation-design"/>
+    <w:bookmarkEnd w:id="19"/>
+    <w:bookmarkStart w:id="20" w:name="documentation-design"/>
     <w:p>
       <w:pPr>
         <w:pStyle w:val="Heading2"/>
@@ -335,8 +360,8 @@
         <w:t xml:space="preserve">the weaker examples are being brought closer to the same teaching style used in the strongest notebooks</w:t>
       </w:r>
     </w:p>
-    <w:bookmarkEnd w:id="19"/>
     <w:bookmarkEnd w:id="20"/>
+    <w:bookmarkEnd w:id="21"/>
     <w:sectPr>
       <w:footnotePr>
         <w:numRestart w:val="eachSect"/>
